--- a/URUVS/Datasheets/URUV/08.2024/August_VideoAnalysis_OliviaQAQC.docx
+++ b/URUVS/Datasheets/URUV/08.2024/August_VideoAnalysis_OliviaQAQC.docx
@@ -377,12 +377,12 @@
           <w:p>
             <w:pPr>
               <w:rPr>
-                <w:highlight w:val="yellow"/>
-              </w:rPr>
-            </w:pPr>
-            <w:r>
-              <w:rPr>
-                <w:highlight w:val="yellow"/>
+                <w:highlight w:val="green"/>
+              </w:rPr>
+            </w:pPr>
+            <w:r>
+              <w:rPr>
+                <w:highlight w:val="green"/>
               </w:rPr>
               <w:t>CRAB</w:t>
             </w:r>
@@ -395,12 +395,12 @@
                 <w:numId w:val="9"/>
               </w:numPr>
               <w:rPr>
-                <w:highlight w:val="yellow"/>
-              </w:rPr>
-            </w:pPr>
-            <w:r>
-              <w:rPr>
-                <w:highlight w:val="yellow"/>
+                <w:highlight w:val="green"/>
+              </w:rPr>
+            </w:pPr>
+            <w:r>
+              <w:rPr>
+                <w:highlight w:val="green"/>
               </w:rPr>
               <w:t>1 08.53 mud</w:t>
             </w:r>
@@ -413,12 +413,12 @@
                 <w:numId w:val="9"/>
               </w:numPr>
               <w:rPr>
-                <w:highlight w:val="yellow"/>
-              </w:rPr>
-            </w:pPr>
-            <w:r>
-              <w:rPr>
-                <w:highlight w:val="yellow"/>
+                <w:highlight w:val="green"/>
+              </w:rPr>
+            </w:pPr>
+            <w:r>
+              <w:rPr>
+                <w:highlight w:val="green"/>
               </w:rPr>
               <w:t xml:space="preserve">1 9:00 swimmer </w:t>
             </w:r>
@@ -431,12 +431,12 @@
                 <w:numId w:val="9"/>
               </w:numPr>
               <w:rPr>
-                <w:highlight w:val="yellow"/>
-              </w:rPr>
-            </w:pPr>
-            <w:r>
-              <w:rPr>
-                <w:highlight w:val="yellow"/>
+                <w:highlight w:val="green"/>
+              </w:rPr>
+            </w:pPr>
+            <w:r>
+              <w:rPr>
+                <w:highlight w:val="green"/>
               </w:rPr>
               <w:t>1 12:23 swimmer</w:t>
             </w:r>
@@ -449,12 +449,12 @@
                 <w:numId w:val="9"/>
               </w:numPr>
               <w:rPr>
-                <w:highlight w:val="yellow"/>
-              </w:rPr>
-            </w:pPr>
-            <w:r>
-              <w:rPr>
-                <w:highlight w:val="yellow"/>
+                <w:highlight w:val="green"/>
+              </w:rPr>
+            </w:pPr>
+            <w:r>
+              <w:rPr>
+                <w:highlight w:val="green"/>
               </w:rPr>
               <w:t xml:space="preserve">1 16:43 swimmer </w:t>
             </w:r>
@@ -467,12 +467,12 @@
                 <w:numId w:val="9"/>
               </w:numPr>
               <w:rPr>
-                <w:highlight w:val="yellow"/>
-              </w:rPr>
-            </w:pPr>
-            <w:r>
-              <w:rPr>
-                <w:highlight w:val="yellow"/>
+                <w:highlight w:val="green"/>
+              </w:rPr>
+            </w:pPr>
+            <w:r>
+              <w:rPr>
+                <w:highlight w:val="green"/>
               </w:rPr>
               <w:t xml:space="preserve">1 02:05 (F2) mud </w:t>
             </w:r>
@@ -485,12 +485,12 @@
                 <w:numId w:val="9"/>
               </w:numPr>
               <w:rPr>
-                <w:highlight w:val="yellow"/>
-              </w:rPr>
-            </w:pPr>
-            <w:r>
-              <w:rPr>
-                <w:highlight w:val="yellow"/>
+                <w:highlight w:val="green"/>
+              </w:rPr>
+            </w:pPr>
+            <w:r>
+              <w:rPr>
+                <w:highlight w:val="green"/>
               </w:rPr>
               <w:t xml:space="preserve">1 10:56 (F2) mud </w:t>
             </w:r>
@@ -503,12 +503,12 @@
                 <w:numId w:val="9"/>
               </w:numPr>
               <w:rPr>
-                <w:highlight w:val="yellow"/>
-              </w:rPr>
-            </w:pPr>
-            <w:r>
-              <w:rPr>
-                <w:highlight w:val="yellow"/>
+                <w:highlight w:val="green"/>
+              </w:rPr>
+            </w:pPr>
+            <w:r>
+              <w:rPr>
+                <w:highlight w:val="green"/>
               </w:rPr>
               <w:t xml:space="preserve">1 19:42 (F2) swimmer </w:t>
             </w:r>
@@ -521,12 +521,12 @@
                 <w:numId w:val="9"/>
               </w:numPr>
               <w:rPr>
-                <w:highlight w:val="yellow"/>
-              </w:rPr>
-            </w:pPr>
-            <w:r>
-              <w:rPr>
-                <w:highlight w:val="yellow"/>
+                <w:highlight w:val="green"/>
+              </w:rPr>
+            </w:pPr>
+            <w:r>
+              <w:rPr>
+                <w:highlight w:val="green"/>
               </w:rPr>
               <w:t xml:space="preserve">3 22:09 (F2) mud </w:t>
             </w:r>
@@ -539,12 +539,12 @@
                 <w:numId w:val="9"/>
               </w:numPr>
               <w:rPr>
-                <w:highlight w:val="yellow"/>
-              </w:rPr>
-            </w:pPr>
-            <w:r>
-              <w:rPr>
-                <w:highlight w:val="yellow"/>
+                <w:highlight w:val="green"/>
+              </w:rPr>
+            </w:pPr>
+            <w:r>
+              <w:rPr>
+                <w:highlight w:val="green"/>
               </w:rPr>
               <w:t xml:space="preserve">1 24:57 (F2) swimmer (VERY PRETTY) </w:t>
             </w:r>
@@ -557,12 +557,12 @@
                 <w:numId w:val="9"/>
               </w:numPr>
               <w:rPr>
-                <w:highlight w:val="yellow"/>
-              </w:rPr>
-            </w:pPr>
-            <w:r>
-              <w:rPr>
-                <w:highlight w:val="yellow"/>
+                <w:highlight w:val="green"/>
+              </w:rPr>
+            </w:pPr>
+            <w:r>
+              <w:rPr>
+                <w:highlight w:val="green"/>
               </w:rPr>
               <w:t xml:space="preserve">3 3:16 (F3) mud? </w:t>
             </w:r>
@@ -575,12 +575,12 @@
                 <w:numId w:val="9"/>
               </w:numPr>
               <w:rPr>
-                <w:highlight w:val="yellow"/>
-              </w:rPr>
-            </w:pPr>
-            <w:r>
-              <w:rPr>
-                <w:highlight w:val="yellow"/>
+                <w:highlight w:val="green"/>
+              </w:rPr>
+            </w:pPr>
+            <w:r>
+              <w:rPr>
+                <w:highlight w:val="green"/>
               </w:rPr>
               <w:t>2 swimmers 04.45 (f3)</w:t>
             </w:r>
@@ -588,26 +588,26 @@
           <w:p>
             <w:pPr>
               <w:rPr>
-                <w:highlight w:val="yellow"/>
-              </w:rPr>
-            </w:pPr>
-          </w:p>
-          <w:p>
-            <w:pPr>
-              <w:rPr>
-                <w:highlight w:val="yellow"/>
-              </w:rPr>
-            </w:pPr>
-          </w:p>
-          <w:p>
-            <w:pPr>
-              <w:rPr>
-                <w:highlight w:val="yellow"/>
-              </w:rPr>
-            </w:pPr>
-            <w:r>
-              <w:rPr>
-                <w:highlight w:val="yellow"/>
+                <w:highlight w:val="green"/>
+              </w:rPr>
+            </w:pPr>
+          </w:p>
+          <w:p>
+            <w:pPr>
+              <w:rPr>
+                <w:highlight w:val="green"/>
+              </w:rPr>
+            </w:pPr>
+          </w:p>
+          <w:p>
+            <w:pPr>
+              <w:rPr>
+                <w:highlight w:val="green"/>
+              </w:rPr>
+            </w:pPr>
+            <w:r>
+              <w:rPr>
+                <w:highlight w:val="green"/>
               </w:rPr>
               <w:t xml:space="preserve">Species: Mud crab </w:t>
             </w:r>
@@ -615,12 +615,12 @@
           <w:p>
             <w:pPr>
               <w:rPr>
-                <w:highlight w:val="yellow"/>
-              </w:rPr>
-            </w:pPr>
-            <w:r>
-              <w:rPr>
-                <w:highlight w:val="yellow"/>
+                <w:highlight w:val="green"/>
+              </w:rPr>
+            </w:pPr>
+            <w:r>
+              <w:rPr>
+                <w:highlight w:val="green"/>
               </w:rPr>
               <w:t>T1: 00:07:24 (F1)</w:t>
             </w:r>
@@ -628,20 +628,20 @@
           <w:p>
             <w:pPr>
               <w:rPr>
-                <w:highlight w:val="yellow"/>
+                <w:highlight w:val="green"/>
               </w:rPr>
             </w:pPr>
             <w:proofErr w:type="spellStart"/>
             <w:r>
               <w:rPr>
-                <w:highlight w:val="yellow"/>
+                <w:highlight w:val="green"/>
               </w:rPr>
               <w:t>MaxN</w:t>
             </w:r>
             <w:proofErr w:type="spellEnd"/>
             <w:r>
               <w:rPr>
-                <w:highlight w:val="yellow"/>
+                <w:highlight w:val="green"/>
               </w:rPr>
               <w:t xml:space="preserve">: </w:t>
             </w:r>
@@ -649,12 +649,12 @@
           <w:p>
             <w:pPr>
               <w:rPr>
-                <w:highlight w:val="yellow"/>
-              </w:rPr>
-            </w:pPr>
-            <w:r>
-              <w:rPr>
-                <w:highlight w:val="yellow"/>
+                <w:highlight w:val="green"/>
+              </w:rPr>
+            </w:pPr>
+            <w:r>
+              <w:rPr>
+                <w:highlight w:val="green"/>
               </w:rPr>
               <w:t>-1 (00:07:24) (F1) – see vegetation to the middle/right of the screen</w:t>
             </w:r>
@@ -662,12 +662,12 @@
           <w:p>
             <w:pPr>
               <w:rPr>
-                <w:highlight w:val="yellow"/>
-              </w:rPr>
-            </w:pPr>
-            <w:r>
-              <w:rPr>
-                <w:highlight w:val="yellow"/>
+                <w:highlight w:val="green"/>
+              </w:rPr>
+            </w:pPr>
+            <w:r>
+              <w:rPr>
+                <w:highlight w:val="green"/>
               </w:rPr>
               <w:t>-2 (00:13:20) (F1) – look to the top right corner of the screen to see the second crab</w:t>
             </w:r>
@@ -675,12 +675,12 @@
           <w:p>
             <w:pPr>
               <w:rPr>
-                <w:highlight w:val="yellow"/>
-              </w:rPr>
-            </w:pPr>
-            <w:r>
-              <w:rPr>
-                <w:highlight w:val="yellow"/>
+                <w:highlight w:val="green"/>
+              </w:rPr>
+            </w:pPr>
+            <w:r>
+              <w:rPr>
+                <w:highlight w:val="green"/>
               </w:rPr>
               <w:t>-3 (00:03:37) (F3)</w:t>
             </w:r>
@@ -688,11 +688,17 @@
           <w:p>
             <w:pPr>
               <w:rPr>
-                <w:highlight w:val="yellow"/>
-              </w:rPr>
-            </w:pPr>
-          </w:p>
-          <w:p/>
+                <w:highlight w:val="green"/>
+              </w:rPr>
+            </w:pPr>
+          </w:p>
+          <w:p>
+            <w:pPr>
+              <w:rPr>
+                <w:highlight w:val="green"/>
+              </w:rPr>
+            </w:pPr>
+          </w:p>
           <w:p>
             <w:pPr>
               <w:rPr>
@@ -710,26 +716,14 @@
               <w:rPr>
                 <w:highlight w:val="green"/>
               </w:rPr>
-              <w:t xml:space="preserve">L </w:t>
-            </w:r>
-            <w:r>
-              <w:rPr>
-                <w:highlight w:val="yellow"/>
-              </w:rPr>
-              <w:t>:</w:t>
+              <w:t>L :</w:t>
             </w:r>
             <w:proofErr w:type="gramEnd"/>
             <w:r>
               <w:rPr>
-                <w:highlight w:val="yellow"/>
-              </w:rPr>
-              <w:t xml:space="preserve"> </w:t>
-            </w:r>
-            <w:r>
-              <w:rPr>
-                <w:highlight w:val="yellow"/>
-              </w:rPr>
-              <w:t>&lt;&lt;CHANGE TO FISH K</w:t>
+                <w:highlight w:val="green"/>
+              </w:rPr>
+              <w:t xml:space="preserve"> &lt;&lt;CHANGE TO FISH K</w:t>
             </w:r>
           </w:p>
           <w:p>
@@ -1226,7 +1220,13 @@
               <w:rPr>
                 <w:highlight w:val="green"/>
               </w:rPr>
-              <w:t>2 07:56</w:t>
+              <w:t xml:space="preserve">2 </w:t>
+            </w:r>
+            <w:r>
+              <w:rPr>
+                <w:highlight w:val="green"/>
+              </w:rPr>
+              <w:t>07:56</w:t>
             </w:r>
           </w:p>
           <w:p>
@@ -1293,7 +1293,7 @@
                 <w:numId w:val="11"/>
               </w:numPr>
               <w:rPr>
-                <w:highlight w:val="yellow"/>
+                <w:highlight w:val="green"/>
               </w:rPr>
             </w:pPr>
             <w:r>
@@ -1304,7 +1304,7 @@
             </w:r>
             <w:r>
               <w:rPr>
-                <w:highlight w:val="yellow"/>
+                <w:highlight w:val="green"/>
               </w:rPr>
               <w:t>NEW T1: T1: 00:05:55 (F1)</w:t>
             </w:r>
@@ -1386,6 +1386,11 @@
             </w:r>
           </w:p>
           <w:p>
+            <w:pPr>
+              <w:rPr>
+                <w:highlight w:val="green"/>
+              </w:rPr>
+            </w:pPr>
             <w:r>
               <w:rPr>
                 <w:highlight w:val="green"/>
@@ -1393,16 +1398,22 @@
               <w:t>20.16 (F2)</w:t>
             </w:r>
           </w:p>
-          <w:p/>
-          <w:p>
-            <w:pPr>
-              <w:rPr>
-                <w:highlight w:val="yellow"/>
-              </w:rPr>
-            </w:pPr>
-            <w:r>
-              <w:rPr>
-                <w:highlight w:val="yellow"/>
+          <w:p>
+            <w:pPr>
+              <w:rPr>
+                <w:highlight w:val="green"/>
+              </w:rPr>
+            </w:pPr>
+          </w:p>
+          <w:p>
+            <w:pPr>
+              <w:rPr>
+                <w:highlight w:val="green"/>
+              </w:rPr>
+            </w:pPr>
+            <w:r>
+              <w:rPr>
+                <w:highlight w:val="green"/>
               </w:rPr>
               <w:t>CRAB</w:t>
             </w:r>
@@ -1410,26 +1421,20 @@
           <w:p>
             <w:pPr>
               <w:rPr>
-                <w:highlight w:val="yellow"/>
-              </w:rPr>
-            </w:pPr>
-            <w:r>
-              <w:rPr>
-                <w:highlight w:val="yellow"/>
-              </w:rPr>
-              <w:t xml:space="preserve">NEW T1 SWIMMER: </w:t>
-            </w:r>
-            <w:r>
-              <w:rPr>
-                <w:highlight w:val="yellow"/>
-              </w:rPr>
-              <w:t>T1: 00:08:44 (F1) – look at bottom right corner of screen at time listed</w:t>
-            </w:r>
-          </w:p>
-          <w:p>
-            <w:pPr>
-              <w:rPr>
-                <w:highlight w:val="yellow"/>
+                <w:highlight w:val="green"/>
+              </w:rPr>
+            </w:pPr>
+            <w:r>
+              <w:rPr>
+                <w:highlight w:val="green"/>
+              </w:rPr>
+              <w:t>NEW T1 SWIMMER: T1: 00:08:44 (F1) – look at bottom right corner of screen at time listed</w:t>
+            </w:r>
+          </w:p>
+          <w:p>
+            <w:pPr>
+              <w:rPr>
+                <w:highlight w:val="green"/>
               </w:rPr>
             </w:pPr>
           </w:p>
@@ -1441,12 +1446,12 @@
                 <w:numId w:val="12"/>
               </w:numPr>
               <w:rPr>
-                <w:highlight w:val="yellow"/>
-              </w:rPr>
-            </w:pPr>
-            <w:r>
-              <w:rPr>
-                <w:highlight w:val="yellow"/>
+                <w:highlight w:val="green"/>
+              </w:rPr>
+            </w:pPr>
+            <w:r>
+              <w:rPr>
+                <w:highlight w:val="green"/>
               </w:rPr>
               <w:t>1 23:16 UNSURE also 11.31 unsure</w:t>
             </w:r>
@@ -1459,12 +1464,12 @@
                 <w:numId w:val="12"/>
               </w:numPr>
               <w:rPr>
-                <w:highlight w:val="yellow"/>
-              </w:rPr>
-            </w:pPr>
-            <w:r>
-              <w:rPr>
-                <w:highlight w:val="yellow"/>
+                <w:highlight w:val="green"/>
+              </w:rPr>
+            </w:pPr>
+            <w:r>
+              <w:rPr>
+                <w:highlight w:val="green"/>
               </w:rPr>
               <w:t xml:space="preserve"> swimmer 13:59 (f2)</w:t>
             </w:r>
@@ -1477,12 +1482,12 @@
                 <w:numId w:val="12"/>
               </w:numPr>
               <w:rPr>
-                <w:highlight w:val="yellow"/>
-              </w:rPr>
-            </w:pPr>
-            <w:r>
-              <w:rPr>
-                <w:highlight w:val="yellow"/>
+                <w:highlight w:val="green"/>
+              </w:rPr>
+            </w:pPr>
+            <w:r>
+              <w:rPr>
+                <w:highlight w:val="green"/>
               </w:rPr>
               <w:t xml:space="preserve">1 14:13 (F2) MUD </w:t>
             </w:r>
@@ -1495,12 +1500,12 @@
                 <w:numId w:val="12"/>
               </w:numPr>
               <w:rPr>
-                <w:highlight w:val="yellow"/>
-              </w:rPr>
-            </w:pPr>
-            <w:r>
-              <w:rPr>
-                <w:highlight w:val="yellow"/>
+                <w:highlight w:val="green"/>
+              </w:rPr>
+            </w:pPr>
+            <w:r>
+              <w:rPr>
+                <w:highlight w:val="green"/>
               </w:rPr>
               <w:t xml:space="preserve">1 14:56 (F2) SWIMMER </w:t>
             </w:r>
@@ -1513,17 +1518,23 @@
                 <w:numId w:val="12"/>
               </w:numPr>
               <w:rPr>
-                <w:highlight w:val="yellow"/>
-              </w:rPr>
-            </w:pPr>
-            <w:r>
-              <w:rPr>
-                <w:highlight w:val="yellow"/>
+                <w:highlight w:val="green"/>
+              </w:rPr>
+            </w:pPr>
+            <w:r>
+              <w:rPr>
+                <w:highlight w:val="green"/>
               </w:rPr>
               <w:t xml:space="preserve">1 23:10 (F2) MUD </w:t>
             </w:r>
           </w:p>
-          <w:p/>
+          <w:p>
+            <w:pPr>
+              <w:rPr>
+                <w:highlight w:val="green"/>
+              </w:rPr>
+            </w:pPr>
+          </w:p>
           <w:p>
             <w:pPr>
               <w:rPr>
@@ -1540,13 +1551,7 @@
               <w:rPr>
                 <w:highlight w:val="green"/>
               </w:rPr>
-              <w:t xml:space="preserve"> </w:t>
-            </w:r>
-            <w:r>
-              <w:rPr>
-                <w:highlight w:val="yellow"/>
-              </w:rPr>
-              <w:t>CHANGE TO SANDFISH</w:t>
+              <w:t xml:space="preserve"> CHANGE TO SANDFISH</w:t>
             </w:r>
           </w:p>
           <w:p>
@@ -2000,19 +2005,31 @@
               <w:rPr>
                 <w:highlight w:val="green"/>
               </w:rPr>
-              <w:t xml:space="preserve">1 12:28 </w:t>
-            </w:r>
-          </w:p>
-          <w:p/>
-          <w:p>
-            <w:pPr>
-              <w:rPr>
-                <w:highlight w:val="yellow"/>
-              </w:rPr>
-            </w:pPr>
-            <w:r>
-              <w:rPr>
-                <w:highlight w:val="yellow"/>
+              <w:t xml:space="preserve">1 </w:t>
+            </w:r>
+            <w:r>
+              <w:rPr>
+                <w:highlight w:val="green"/>
+              </w:rPr>
+              <w:t xml:space="preserve">12:28 </w:t>
+            </w:r>
+          </w:p>
+          <w:p>
+            <w:pPr>
+              <w:rPr>
+                <w:highlight w:val="green"/>
+              </w:rPr>
+            </w:pPr>
+          </w:p>
+          <w:p>
+            <w:pPr>
+              <w:rPr>
+                <w:highlight w:val="green"/>
+              </w:rPr>
+            </w:pPr>
+            <w:r>
+              <w:rPr>
+                <w:highlight w:val="green"/>
               </w:rPr>
               <w:t>CRAB</w:t>
             </w:r>
@@ -2025,12 +2042,12 @@
                 <w:numId w:val="13"/>
               </w:numPr>
               <w:rPr>
-                <w:highlight w:val="yellow"/>
-              </w:rPr>
-            </w:pPr>
-            <w:r>
-              <w:rPr>
-                <w:highlight w:val="yellow"/>
+                <w:highlight w:val="green"/>
+              </w:rPr>
+            </w:pPr>
+            <w:r>
+              <w:rPr>
+                <w:highlight w:val="green"/>
               </w:rPr>
               <w:t>1 14:01 MUD</w:t>
             </w:r>
@@ -2043,12 +2060,12 @@
                 <w:numId w:val="13"/>
               </w:numPr>
               <w:rPr>
-                <w:highlight w:val="yellow"/>
-              </w:rPr>
-            </w:pPr>
-            <w:r>
-              <w:rPr>
-                <w:highlight w:val="yellow"/>
+                <w:highlight w:val="green"/>
+              </w:rPr>
+            </w:pPr>
+            <w:r>
+              <w:rPr>
+                <w:highlight w:val="green"/>
               </w:rPr>
               <w:t>1 0.36 (f2) swimmer</w:t>
             </w:r>
@@ -2061,12 +2078,12 @@
                 <w:numId w:val="13"/>
               </w:numPr>
               <w:rPr>
-                <w:highlight w:val="yellow"/>
-              </w:rPr>
-            </w:pPr>
-            <w:r>
-              <w:rPr>
-                <w:highlight w:val="yellow"/>
+                <w:highlight w:val="green"/>
+              </w:rPr>
+            </w:pPr>
+            <w:r>
+              <w:rPr>
+                <w:highlight w:val="green"/>
               </w:rPr>
               <w:t>1 12:14 (F2) MUD</w:t>
             </w:r>
@@ -2079,26 +2096,26 @@
                 <w:numId w:val="13"/>
               </w:numPr>
               <w:rPr>
-                <w:highlight w:val="yellow"/>
-              </w:rPr>
-            </w:pPr>
-            <w:r>
-              <w:rPr>
-                <w:highlight w:val="yellow"/>
+                <w:highlight w:val="green"/>
+              </w:rPr>
+            </w:pPr>
+            <w:r>
+              <w:rPr>
+                <w:highlight w:val="green"/>
               </w:rPr>
               <w:t>2 16:05 (F3</w:t>
             </w:r>
             <w:proofErr w:type="gramStart"/>
             <w:r>
               <w:rPr>
-                <w:highlight w:val="yellow"/>
+                <w:highlight w:val="green"/>
               </w:rPr>
               <w:t>)  mud</w:t>
             </w:r>
             <w:proofErr w:type="gramEnd"/>
             <w:r>
               <w:rPr>
-                <w:highlight w:val="yellow"/>
+                <w:highlight w:val="green"/>
               </w:rPr>
               <w:t xml:space="preserve"> </w:t>
             </w:r>
@@ -2835,16 +2852,22 @@
               <w:t>1 11:45</w:t>
             </w:r>
           </w:p>
-          <w:p/>
-          <w:p>
-            <w:pPr>
-              <w:rPr>
-                <w:highlight w:val="yellow"/>
-              </w:rPr>
-            </w:pPr>
-            <w:r>
-              <w:rPr>
-                <w:highlight w:val="yellow"/>
+          <w:p>
+            <w:pPr>
+              <w:rPr>
+                <w:highlight w:val="green"/>
+              </w:rPr>
+            </w:pPr>
+          </w:p>
+          <w:p>
+            <w:pPr>
+              <w:rPr>
+                <w:highlight w:val="green"/>
+              </w:rPr>
+            </w:pPr>
+            <w:r>
+              <w:rPr>
+                <w:highlight w:val="green"/>
               </w:rPr>
               <w:t>CRAB</w:t>
             </w:r>
@@ -2857,12 +2880,12 @@
                 <w:numId w:val="15"/>
               </w:numPr>
               <w:rPr>
-                <w:highlight w:val="yellow"/>
-              </w:rPr>
-            </w:pPr>
-            <w:r>
-              <w:rPr>
-                <w:highlight w:val="yellow"/>
+                <w:highlight w:val="green"/>
+              </w:rPr>
+            </w:pPr>
+            <w:r>
+              <w:rPr>
+                <w:highlight w:val="green"/>
               </w:rPr>
               <w:t>1 13:17 swimmer</w:t>
             </w:r>
@@ -2875,17 +2898,23 @@
                 <w:numId w:val="15"/>
               </w:numPr>
               <w:rPr>
-                <w:highlight w:val="yellow"/>
-              </w:rPr>
-            </w:pPr>
-            <w:r>
-              <w:rPr>
-                <w:highlight w:val="yellow"/>
+                <w:highlight w:val="green"/>
+              </w:rPr>
+            </w:pPr>
+            <w:r>
+              <w:rPr>
+                <w:highlight w:val="green"/>
               </w:rPr>
               <w:t xml:space="preserve">1 8:33 (F2) swimmer </w:t>
             </w:r>
           </w:p>
-          <w:p/>
+          <w:p>
+            <w:pPr>
+              <w:rPr>
+                <w:highlight w:val="green"/>
+              </w:rPr>
+            </w:pPr>
+          </w:p>
           <w:p>
             <w:pPr>
               <w:rPr>
@@ -3465,12 +3494,12 @@
           <w:p>
             <w:pPr>
               <w:rPr>
-                <w:highlight w:val="yellow"/>
-              </w:rPr>
-            </w:pPr>
-            <w:r>
-              <w:rPr>
-                <w:highlight w:val="yellow"/>
+                <w:highlight w:val="green"/>
+              </w:rPr>
+            </w:pPr>
+            <w:r>
+              <w:rPr>
+                <w:highlight w:val="green"/>
               </w:rPr>
               <w:t xml:space="preserve">CRAB </w:t>
             </w:r>
@@ -3483,12 +3512,12 @@
                 <w:numId w:val="18"/>
               </w:numPr>
               <w:rPr>
-                <w:highlight w:val="yellow"/>
-              </w:rPr>
-            </w:pPr>
-            <w:r>
-              <w:rPr>
-                <w:highlight w:val="yellow"/>
+                <w:highlight w:val="green"/>
+              </w:rPr>
+            </w:pPr>
+            <w:r>
+              <w:rPr>
+                <w:highlight w:val="green"/>
               </w:rPr>
               <w:t xml:space="preserve">1 11:08 swimmer </w:t>
             </w:r>
@@ -3501,12 +3530,12 @@
                 <w:numId w:val="18"/>
               </w:numPr>
               <w:rPr>
-                <w:highlight w:val="yellow"/>
-              </w:rPr>
-            </w:pPr>
-            <w:r>
-              <w:rPr>
-                <w:highlight w:val="yellow"/>
+                <w:highlight w:val="green"/>
+              </w:rPr>
+            </w:pPr>
+            <w:r>
+              <w:rPr>
+                <w:highlight w:val="green"/>
               </w:rPr>
               <w:t xml:space="preserve">1 4:17 (F2) swimmer </w:t>
             </w:r>
@@ -3519,12 +3548,12 @@
                 <w:numId w:val="18"/>
               </w:numPr>
               <w:rPr>
-                <w:highlight w:val="yellow"/>
-              </w:rPr>
-            </w:pPr>
-            <w:r>
-              <w:rPr>
-                <w:highlight w:val="yellow"/>
+                <w:highlight w:val="green"/>
+              </w:rPr>
+            </w:pPr>
+            <w:r>
+              <w:rPr>
+                <w:highlight w:val="green"/>
               </w:rPr>
               <w:t xml:space="preserve">1 10:01 (F2) mud </w:t>
             </w:r>
@@ -3537,12 +3566,12 @@
                 <w:numId w:val="18"/>
               </w:numPr>
               <w:rPr>
-                <w:highlight w:val="yellow"/>
-              </w:rPr>
-            </w:pPr>
-            <w:r>
-              <w:rPr>
-                <w:highlight w:val="yellow"/>
+                <w:highlight w:val="green"/>
+              </w:rPr>
+            </w:pPr>
+            <w:r>
+              <w:rPr>
+                <w:highlight w:val="green"/>
               </w:rPr>
               <w:t xml:space="preserve">1 13:13 (F2) mud </w:t>
             </w:r>
@@ -3555,12 +3584,12 @@
                 <w:numId w:val="18"/>
               </w:numPr>
               <w:rPr>
-                <w:highlight w:val="yellow"/>
-              </w:rPr>
-            </w:pPr>
-            <w:r>
-              <w:rPr>
-                <w:highlight w:val="yellow"/>
+                <w:highlight w:val="green"/>
+              </w:rPr>
+            </w:pPr>
+            <w:r>
+              <w:rPr>
+                <w:highlight w:val="green"/>
               </w:rPr>
               <w:t xml:space="preserve">1 14:47 (F2) swimmer </w:t>
             </w:r>
@@ -4207,16 +4236,22 @@
               <w:t>1 19:20</w:t>
             </w:r>
           </w:p>
-          <w:p/>
-          <w:p>
-            <w:pPr>
-              <w:rPr>
-                <w:highlight w:val="yellow"/>
-              </w:rPr>
-            </w:pPr>
-            <w:r>
-              <w:rPr>
-                <w:highlight w:val="yellow"/>
+          <w:p>
+            <w:pPr>
+              <w:rPr>
+                <w:highlight w:val="green"/>
+              </w:rPr>
+            </w:pPr>
+          </w:p>
+          <w:p>
+            <w:pPr>
+              <w:rPr>
+                <w:highlight w:val="green"/>
+              </w:rPr>
+            </w:pPr>
+            <w:r>
+              <w:rPr>
+                <w:highlight w:val="green"/>
               </w:rPr>
               <w:t xml:space="preserve">CRAB </w:t>
             </w:r>
@@ -4229,12 +4264,12 @@
                 <w:numId w:val="21"/>
               </w:numPr>
               <w:rPr>
-                <w:highlight w:val="yellow"/>
-              </w:rPr>
-            </w:pPr>
-            <w:r>
-              <w:rPr>
-                <w:highlight w:val="yellow"/>
+                <w:highlight w:val="green"/>
+              </w:rPr>
+            </w:pPr>
+            <w:r>
+              <w:rPr>
+                <w:highlight w:val="green"/>
               </w:rPr>
               <w:t xml:space="preserve">1 00:23 (F2) swimmer </w:t>
             </w:r>
@@ -4247,17 +4282,23 @@
                 <w:numId w:val="21"/>
               </w:numPr>
               <w:rPr>
-                <w:highlight w:val="yellow"/>
-              </w:rPr>
-            </w:pPr>
-            <w:r>
-              <w:rPr>
-                <w:highlight w:val="yellow"/>
+                <w:highlight w:val="green"/>
+              </w:rPr>
+            </w:pPr>
+            <w:r>
+              <w:rPr>
+                <w:highlight w:val="green"/>
               </w:rPr>
               <w:t xml:space="preserve">1 2:23 (F2) swimmer </w:t>
             </w:r>
           </w:p>
-          <w:p/>
+          <w:p>
+            <w:pPr>
+              <w:rPr>
+                <w:highlight w:val="green"/>
+              </w:rPr>
+            </w:pPr>
+          </w:p>
           <w:p>
             <w:pPr>
               <w:rPr>
@@ -4295,16 +4336,22 @@
               <w:t xml:space="preserve"> (F2)</w:t>
             </w:r>
           </w:p>
-          <w:p/>
-          <w:p>
-            <w:pPr>
-              <w:rPr>
-                <w:highlight w:val="yellow"/>
-              </w:rPr>
-            </w:pPr>
-            <w:r>
-              <w:rPr>
-                <w:highlight w:val="yellow"/>
+          <w:p>
+            <w:pPr>
+              <w:rPr>
+                <w:highlight w:val="green"/>
+              </w:rPr>
+            </w:pPr>
+          </w:p>
+          <w:p>
+            <w:pPr>
+              <w:rPr>
+                <w:highlight w:val="green"/>
+              </w:rPr>
+            </w:pPr>
+            <w:r>
+              <w:rPr>
+                <w:highlight w:val="green"/>
               </w:rPr>
               <w:t xml:space="preserve">SHRIMP </w:t>
             </w:r>
@@ -4317,12 +4364,12 @@
                 <w:numId w:val="22"/>
               </w:numPr>
               <w:rPr>
-                <w:highlight w:val="yellow"/>
-              </w:rPr>
-            </w:pPr>
-            <w:r>
-              <w:rPr>
-                <w:highlight w:val="yellow"/>
+                <w:highlight w:val="green"/>
+              </w:rPr>
+            </w:pPr>
+            <w:r>
+              <w:rPr>
+                <w:highlight w:val="green"/>
               </w:rPr>
               <w:t xml:space="preserve">1 07:11 (F3) </w:t>
             </w:r>
@@ -4335,12 +4382,12 @@
                 <w:numId w:val="22"/>
               </w:numPr>
               <w:rPr>
-                <w:highlight w:val="yellow"/>
-              </w:rPr>
-            </w:pPr>
-            <w:r>
-              <w:rPr>
-                <w:highlight w:val="yellow"/>
+                <w:highlight w:val="green"/>
+              </w:rPr>
+            </w:pPr>
+            <w:r>
+              <w:rPr>
+                <w:highlight w:val="green"/>
               </w:rPr>
               <w:t>2 09:00 (F3)</w:t>
             </w:r>
@@ -4733,12 +4780,12 @@
           <w:p>
             <w:pPr>
               <w:rPr>
-                <w:highlight w:val="yellow"/>
-              </w:rPr>
-            </w:pPr>
-            <w:r>
-              <w:rPr>
-                <w:highlight w:val="yellow"/>
+                <w:highlight w:val="green"/>
+              </w:rPr>
+            </w:pPr>
+            <w:r>
+              <w:rPr>
+                <w:highlight w:val="green"/>
               </w:rPr>
               <w:t>CRAB</w:t>
             </w:r>
@@ -4751,12 +4798,12 @@
                 <w:numId w:val="22"/>
               </w:numPr>
               <w:rPr>
-                <w:highlight w:val="yellow"/>
-              </w:rPr>
-            </w:pPr>
-            <w:r>
-              <w:rPr>
-                <w:highlight w:val="yellow"/>
+                <w:highlight w:val="green"/>
+              </w:rPr>
+            </w:pPr>
+            <w:r>
+              <w:rPr>
+                <w:highlight w:val="green"/>
               </w:rPr>
               <w:t>1 08:10 swimmer</w:t>
             </w:r>
@@ -4769,12 +4816,12 @@
                 <w:numId w:val="22"/>
               </w:numPr>
               <w:rPr>
-                <w:highlight w:val="yellow"/>
-              </w:rPr>
-            </w:pPr>
-            <w:r>
-              <w:rPr>
-                <w:highlight w:val="yellow"/>
+                <w:highlight w:val="green"/>
+              </w:rPr>
+            </w:pPr>
+            <w:r>
+              <w:rPr>
+                <w:highlight w:val="green"/>
               </w:rPr>
               <w:t>1 23:41 mud</w:t>
             </w:r>
@@ -4787,30 +4834,30 @@
                 <w:numId w:val="22"/>
               </w:numPr>
               <w:rPr>
-                <w:highlight w:val="yellow"/>
-              </w:rPr>
-            </w:pPr>
-            <w:r>
-              <w:rPr>
-                <w:highlight w:val="yellow"/>
+                <w:highlight w:val="green"/>
+              </w:rPr>
+            </w:pPr>
+            <w:r>
+              <w:rPr>
+                <w:highlight w:val="green"/>
               </w:rPr>
               <w:t>2</w:t>
             </w:r>
             <w:r>
               <w:rPr>
-                <w:highlight w:val="yellow"/>
+                <w:highlight w:val="green"/>
               </w:rPr>
               <w:t xml:space="preserve"> 23:57 </w:t>
             </w:r>
             <w:r>
               <w:rPr>
-                <w:highlight w:val="yellow"/>
+                <w:highlight w:val="green"/>
               </w:rPr>
               <w:t>mud</w:t>
             </w:r>
             <w:r>
               <w:rPr>
-                <w:highlight w:val="yellow"/>
+                <w:highlight w:val="green"/>
               </w:rPr>
               <w:t xml:space="preserve"> </w:t>
             </w:r>
@@ -4823,12 +4870,12 @@
                 <w:numId w:val="22"/>
               </w:numPr>
               <w:rPr>
-                <w:highlight w:val="yellow"/>
-              </w:rPr>
-            </w:pPr>
-            <w:r>
-              <w:rPr>
-                <w:highlight w:val="yellow"/>
+                <w:highlight w:val="green"/>
+              </w:rPr>
+            </w:pPr>
+            <w:r>
+              <w:rPr>
+                <w:highlight w:val="green"/>
               </w:rPr>
               <w:t xml:space="preserve">1 25:56 mud?? </w:t>
             </w:r>
@@ -4841,34 +4888,62 @@
                 <w:numId w:val="22"/>
               </w:numPr>
               <w:rPr>
-                <w:highlight w:val="yellow"/>
-              </w:rPr>
-            </w:pPr>
-            <w:r>
-              <w:rPr>
-                <w:highlight w:val="yellow"/>
+                <w:highlight w:val="green"/>
+              </w:rPr>
+            </w:pPr>
+            <w:r>
+              <w:rPr>
+                <w:highlight w:val="green"/>
               </w:rPr>
               <w:t xml:space="preserve">1 21:17 (F2) mud </w:t>
             </w:r>
           </w:p>
-          <w:p/>
-          <w:p>
-            <w:r>
+          <w:p>
+            <w:pPr>
+              <w:rPr>
+                <w:highlight w:val="green"/>
+              </w:rPr>
+            </w:pPr>
+          </w:p>
+          <w:p>
+            <w:pPr>
+              <w:rPr>
+                <w:highlight w:val="green"/>
+              </w:rPr>
+            </w:pPr>
+            <w:r>
+              <w:rPr>
+                <w:highlight w:val="green"/>
+              </w:rPr>
               <w:t>Species: Sandfish</w:t>
             </w:r>
           </w:p>
           <w:p>
-            <w:r>
+            <w:pPr>
+              <w:rPr>
+                <w:highlight w:val="green"/>
+              </w:rPr>
+            </w:pPr>
+            <w:r>
+              <w:rPr>
+                <w:highlight w:val="green"/>
+              </w:rPr>
               <w:t>T1: 00:15:34 (F1) – see bottom of screen, underneath visibility stick</w:t>
             </w:r>
           </w:p>
           <w:p>
             <w:proofErr w:type="spellStart"/>
             <w:r>
+              <w:rPr>
+                <w:highlight w:val="green"/>
+              </w:rPr>
               <w:t>MaxN</w:t>
             </w:r>
             <w:proofErr w:type="spellEnd"/>
             <w:r>
+              <w:rPr>
+                <w:highlight w:val="green"/>
+              </w:rPr>
               <w:t>: 1 (F1)</w:t>
             </w:r>
           </w:p>
@@ -5532,19 +5607,31 @@
               <w:rPr>
                 <w:highlight w:val="green"/>
               </w:rPr>
-              <w:t xml:space="preserve">3 24:07 (F2) whole school, hard to count because of how far away they are </w:t>
-            </w:r>
-          </w:p>
-          <w:p/>
-          <w:p>
-            <w:pPr>
-              <w:rPr>
-                <w:highlight w:val="yellow"/>
-              </w:rPr>
-            </w:pPr>
-            <w:r>
-              <w:rPr>
-                <w:highlight w:val="yellow"/>
+              <w:t xml:space="preserve">3 </w:t>
+            </w:r>
+            <w:r>
+              <w:rPr>
+                <w:highlight w:val="green"/>
+              </w:rPr>
+              <w:t xml:space="preserve">24:07 (F2) whole school, hard to count because of how far away they are </w:t>
+            </w:r>
+          </w:p>
+          <w:p>
+            <w:pPr>
+              <w:rPr>
+                <w:highlight w:val="green"/>
+              </w:rPr>
+            </w:pPr>
+          </w:p>
+          <w:p>
+            <w:pPr>
+              <w:rPr>
+                <w:highlight w:val="green"/>
+              </w:rPr>
+            </w:pPr>
+            <w:r>
+              <w:rPr>
+                <w:highlight w:val="green"/>
               </w:rPr>
               <w:t>CRAB</w:t>
             </w:r>
@@ -5557,18 +5644,18 @@
                 <w:numId w:val="25"/>
               </w:numPr>
               <w:rPr>
-                <w:highlight w:val="yellow"/>
-              </w:rPr>
-            </w:pPr>
-            <w:r>
-              <w:rPr>
-                <w:highlight w:val="yellow"/>
+                <w:highlight w:val="green"/>
+              </w:rPr>
+            </w:pPr>
+            <w:r>
+              <w:rPr>
+                <w:highlight w:val="green"/>
               </w:rPr>
               <w:t xml:space="preserve">1 33:40 </w:t>
             </w:r>
             <w:r>
               <w:rPr>
-                <w:highlight w:val="yellow"/>
+                <w:highlight w:val="green"/>
               </w:rPr>
               <w:t>MUD?</w:t>
             </w:r>
@@ -6146,16 +6233,22 @@
               <w:t>4 12:22</w:t>
             </w:r>
           </w:p>
-          <w:p/>
-          <w:p>
-            <w:pPr>
-              <w:rPr>
-                <w:highlight w:val="yellow"/>
-              </w:rPr>
-            </w:pPr>
-            <w:r>
-              <w:rPr>
-                <w:highlight w:val="yellow"/>
+          <w:p>
+            <w:pPr>
+              <w:rPr>
+                <w:highlight w:val="green"/>
+              </w:rPr>
+            </w:pPr>
+          </w:p>
+          <w:p>
+            <w:pPr>
+              <w:rPr>
+                <w:highlight w:val="green"/>
+              </w:rPr>
+            </w:pPr>
+            <w:r>
+              <w:rPr>
+                <w:highlight w:val="green"/>
               </w:rPr>
               <w:t>CRAB</w:t>
             </w:r>
@@ -6167,10 +6260,13 @@
                 <w:ilvl w:val="0"/>
                 <w:numId w:val="27"/>
               </w:numPr>
-            </w:pPr>
-            <w:r>
-              <w:rPr>
-                <w:highlight w:val="yellow"/>
+              <w:rPr>
+                <w:highlight w:val="green"/>
+              </w:rPr>
+            </w:pPr>
+            <w:r>
+              <w:rPr>
+                <w:highlight w:val="green"/>
               </w:rPr>
               <w:t>1 16:47 (F2) mud</w:t>
             </w:r>
@@ -7323,23 +7419,43 @@
             </w:r>
           </w:p>
           <w:p>
-            <w:r>
+            <w:pPr>
+              <w:rPr>
+                <w:highlight w:val="green"/>
+              </w:rPr>
+            </w:pPr>
+            <w:r>
+              <w:rPr>
+                <w:highlight w:val="green"/>
+              </w:rPr>
               <w:t xml:space="preserve">-12 (00:06:25) (F2) – one fish is hard to see. </w:t>
             </w:r>
             <w:proofErr w:type="gramStart"/>
             <w:r>
+              <w:rPr>
+                <w:highlight w:val="green"/>
+              </w:rPr>
               <w:t>Can</w:t>
             </w:r>
             <w:proofErr w:type="gramEnd"/>
             <w:r>
+              <w:rPr>
+                <w:highlight w:val="green"/>
+              </w:rPr>
               <w:t xml:space="preserve"> </w:t>
             </w:r>
             <w:proofErr w:type="gramStart"/>
             <w:r>
+              <w:rPr>
+                <w:highlight w:val="green"/>
+              </w:rPr>
               <w:t>be found</w:t>
             </w:r>
             <w:proofErr w:type="gramEnd"/>
             <w:r>
+              <w:rPr>
+                <w:highlight w:val="green"/>
+              </w:rPr>
               <w:t xml:space="preserve"> towards the left of the screen where the bright green vegetation is. Look right from the bottom of this vegetation at the time listed.</w:t>
             </w:r>
           </w:p>
@@ -7389,7 +7505,15 @@
             </w:r>
           </w:p>
           <w:p>
-            <w:r>
+            <w:pPr>
+              <w:rPr>
+                <w:highlight w:val="green"/>
+              </w:rPr>
+            </w:pPr>
+            <w:r>
+              <w:rPr>
+                <w:highlight w:val="green"/>
+              </w:rPr>
               <w:t>-2 (00:04:30) (F2)</w:t>
             </w:r>
           </w:p>
@@ -7438,16 +7562,22 @@
               <w:t>1 31:53</w:t>
             </w:r>
           </w:p>
-          <w:p/>
-          <w:p>
-            <w:pPr>
-              <w:rPr>
-                <w:highlight w:val="yellow"/>
-              </w:rPr>
-            </w:pPr>
-            <w:r>
-              <w:rPr>
-                <w:highlight w:val="yellow"/>
+          <w:p>
+            <w:pPr>
+              <w:rPr>
+                <w:highlight w:val="green"/>
+              </w:rPr>
+            </w:pPr>
+          </w:p>
+          <w:p>
+            <w:pPr>
+              <w:rPr>
+                <w:highlight w:val="green"/>
+              </w:rPr>
+            </w:pPr>
+            <w:r>
+              <w:rPr>
+                <w:highlight w:val="green"/>
               </w:rPr>
               <w:t>SHRIPM</w:t>
             </w:r>
@@ -7455,12 +7585,12 @@
           <w:p>
             <w:pPr>
               <w:rPr>
-                <w:highlight w:val="yellow"/>
-              </w:rPr>
-            </w:pPr>
-            <w:r>
-              <w:rPr>
-                <w:highlight w:val="yellow"/>
+                <w:highlight w:val="green"/>
+              </w:rPr>
+            </w:pPr>
+            <w:r>
+              <w:rPr>
+                <w:highlight w:val="green"/>
               </w:rPr>
               <w:t>1 31:56</w:t>
             </w:r>
@@ -7468,19 +7598,19 @@
           <w:p>
             <w:pPr>
               <w:rPr>
-                <w:highlight w:val="yellow"/>
-              </w:rPr>
-            </w:pPr>
-          </w:p>
-          <w:p>
-            <w:pPr>
-              <w:rPr>
-                <w:highlight w:val="yellow"/>
-              </w:rPr>
-            </w:pPr>
-            <w:r>
-              <w:rPr>
-                <w:highlight w:val="yellow"/>
+                <w:highlight w:val="green"/>
+              </w:rPr>
+            </w:pPr>
+          </w:p>
+          <w:p>
+            <w:pPr>
+              <w:rPr>
+                <w:highlight w:val="green"/>
+              </w:rPr>
+            </w:pPr>
+            <w:r>
+              <w:rPr>
+                <w:highlight w:val="green"/>
               </w:rPr>
               <w:t>CRAB</w:t>
             </w:r>
@@ -7493,12 +7623,12 @@
                 <w:numId w:val="30"/>
               </w:numPr>
               <w:rPr>
-                <w:highlight w:val="yellow"/>
-              </w:rPr>
-            </w:pPr>
-            <w:r>
-              <w:rPr>
-                <w:highlight w:val="yellow"/>
+                <w:highlight w:val="green"/>
+              </w:rPr>
+            </w:pPr>
+            <w:r>
+              <w:rPr>
+                <w:highlight w:val="green"/>
               </w:rPr>
               <w:t xml:space="preserve">1 06:56 (F2) swimmer </w:t>
             </w:r>
@@ -8076,7 +8206,13 @@
               <w:rPr>
                 <w:highlight w:val="green"/>
               </w:rPr>
-              <w:t>1 16:19</w:t>
+              <w:t xml:space="preserve">1 </w:t>
+            </w:r>
+            <w:r>
+              <w:rPr>
+                <w:highlight w:val="green"/>
+              </w:rPr>
+              <w:t>16:19</w:t>
             </w:r>
           </w:p>
           <w:p>
@@ -8153,16 +8289,22 @@
               <w:t>1 29:44</w:t>
             </w:r>
           </w:p>
-          <w:p/>
-          <w:p>
-            <w:pPr>
-              <w:rPr>
-                <w:highlight w:val="yellow"/>
-              </w:rPr>
-            </w:pPr>
-            <w:r>
-              <w:rPr>
-                <w:highlight w:val="yellow"/>
+          <w:p>
+            <w:pPr>
+              <w:rPr>
+                <w:highlight w:val="green"/>
+              </w:rPr>
+            </w:pPr>
+          </w:p>
+          <w:p>
+            <w:pPr>
+              <w:rPr>
+                <w:highlight w:val="green"/>
+              </w:rPr>
+            </w:pPr>
+            <w:r>
+              <w:rPr>
+                <w:highlight w:val="green"/>
               </w:rPr>
               <w:t xml:space="preserve">CRAB </w:t>
             </w:r>
@@ -8175,12 +8317,12 @@
                 <w:numId w:val="33"/>
               </w:numPr>
               <w:rPr>
-                <w:highlight w:val="yellow"/>
-              </w:rPr>
-            </w:pPr>
-            <w:r>
-              <w:rPr>
-                <w:highlight w:val="yellow"/>
+                <w:highlight w:val="green"/>
+              </w:rPr>
+            </w:pPr>
+            <w:r>
+              <w:rPr>
+                <w:highlight w:val="green"/>
               </w:rPr>
               <w:t>1 18:43 (F2) MUD</w:t>
             </w:r>
@@ -8836,16 +8978,22 @@
               <w:t xml:space="preserve">2 07:05 (F2) </w:t>
             </w:r>
           </w:p>
-          <w:p/>
-          <w:p>
-            <w:pPr>
-              <w:rPr>
-                <w:highlight w:val="yellow"/>
-              </w:rPr>
-            </w:pPr>
-            <w:r>
-              <w:rPr>
-                <w:highlight w:val="yellow"/>
+          <w:p>
+            <w:pPr>
+              <w:rPr>
+                <w:highlight w:val="green"/>
+              </w:rPr>
+            </w:pPr>
+          </w:p>
+          <w:p>
+            <w:pPr>
+              <w:rPr>
+                <w:highlight w:val="green"/>
+              </w:rPr>
+            </w:pPr>
+            <w:r>
+              <w:rPr>
+                <w:highlight w:val="green"/>
               </w:rPr>
               <w:t>CRAB</w:t>
             </w:r>
@@ -8858,12 +9006,12 @@
                 <w:numId w:val="34"/>
               </w:numPr>
               <w:rPr>
-                <w:highlight w:val="yellow"/>
-              </w:rPr>
-            </w:pPr>
-            <w:r>
-              <w:rPr>
-                <w:highlight w:val="yellow"/>
+                <w:highlight w:val="green"/>
+              </w:rPr>
+            </w:pPr>
+            <w:r>
+              <w:rPr>
+                <w:highlight w:val="green"/>
               </w:rPr>
               <w:t xml:space="preserve">1 00:15 (F3) swimmer </w:t>
             </w:r>
@@ -8876,12 +9024,12 @@
                 <w:numId w:val="34"/>
               </w:numPr>
               <w:rPr>
-                <w:highlight w:val="yellow"/>
-              </w:rPr>
-            </w:pPr>
-            <w:r>
-              <w:rPr>
-                <w:highlight w:val="yellow"/>
+                <w:highlight w:val="green"/>
+              </w:rPr>
+            </w:pPr>
+            <w:r>
+              <w:rPr>
+                <w:highlight w:val="green"/>
               </w:rPr>
               <w:t xml:space="preserve">1 04:24 (F3) swimmer </w:t>
             </w:r>
@@ -8894,12 +9042,12 @@
                 <w:numId w:val="34"/>
               </w:numPr>
               <w:rPr>
-                <w:highlight w:val="yellow"/>
-              </w:rPr>
-            </w:pPr>
-            <w:r>
-              <w:rPr>
-                <w:highlight w:val="yellow"/>
+                <w:highlight w:val="green"/>
+              </w:rPr>
+            </w:pPr>
+            <w:r>
+              <w:rPr>
+                <w:highlight w:val="green"/>
               </w:rPr>
               <w:t xml:space="preserve">1 04:13 (F3) swimmer </w:t>
             </w:r>
@@ -8912,12 +9060,12 @@
                 <w:numId w:val="34"/>
               </w:numPr>
               <w:rPr>
-                <w:highlight w:val="yellow"/>
-              </w:rPr>
-            </w:pPr>
-            <w:r>
-              <w:rPr>
-                <w:highlight w:val="yellow"/>
+                <w:highlight w:val="green"/>
+              </w:rPr>
+            </w:pPr>
+            <w:r>
+              <w:rPr>
+                <w:highlight w:val="green"/>
               </w:rPr>
               <w:t xml:space="preserve">1 05:15 (F3) MUD </w:t>
             </w:r>
@@ -9506,14 +9654,26 @@
             <w:pPr>
               <w:spacing w:after="160"/>
               <w:rPr>
-                <w:highlight w:val="yellow"/>
-              </w:rPr>
-            </w:pPr>
-            <w:r>
-              <w:rPr>
-                <w:highlight w:val="yellow"/>
-              </w:rPr>
-              <w:t>WTF - VID</w:t>
+                <w:highlight w:val="green"/>
+              </w:rPr>
+            </w:pPr>
+            <w:r>
+              <w:rPr>
+                <w:highlight w:val="green"/>
+              </w:rPr>
+              <w:t>WT</w:t>
+            </w:r>
+            <w:r>
+              <w:rPr>
+                <w:highlight w:val="green"/>
+              </w:rPr>
+              <w:t>H</w:t>
+            </w:r>
+            <w:r>
+              <w:rPr>
+                <w:highlight w:val="green"/>
+              </w:rPr>
+              <w:t xml:space="preserve"> - VID</w:t>
             </w:r>
           </w:p>
           <w:p>
@@ -9524,12 +9684,12 @@
               </w:numPr>
               <w:spacing w:after="160"/>
               <w:rPr>
-                <w:highlight w:val="yellow"/>
-              </w:rPr>
-            </w:pPr>
-            <w:r>
-              <w:rPr>
-                <w:highlight w:val="yellow"/>
+                <w:highlight w:val="green"/>
+              </w:rPr>
+            </w:pPr>
+            <w:r>
+              <w:rPr>
+                <w:highlight w:val="green"/>
               </w:rPr>
               <w:t xml:space="preserve">1 08:05 </w:t>
             </w:r>
@@ -9697,18 +9857,21 @@
           <w:p>
             <w:pPr>
               <w:spacing w:after="160"/>
+              <w:rPr>
+                <w:highlight w:val="green"/>
+              </w:rPr>
             </w:pPr>
           </w:p>
           <w:p>
             <w:pPr>
               <w:spacing w:after="160"/>
               <w:rPr>
-                <w:highlight w:val="yellow"/>
-              </w:rPr>
-            </w:pPr>
-            <w:r>
-              <w:rPr>
-                <w:highlight w:val="yellow"/>
+                <w:highlight w:val="green"/>
+              </w:rPr>
+            </w:pPr>
+            <w:r>
+              <w:rPr>
+                <w:highlight w:val="green"/>
               </w:rPr>
               <w:t xml:space="preserve">CRAB </w:t>
             </w:r>
@@ -9721,12 +9884,12 @@
               </w:numPr>
               <w:spacing w:after="160"/>
               <w:rPr>
-                <w:highlight w:val="yellow"/>
-              </w:rPr>
-            </w:pPr>
-            <w:r>
-              <w:rPr>
-                <w:highlight w:val="yellow"/>
+                <w:highlight w:val="green"/>
+              </w:rPr>
+            </w:pPr>
+            <w:r>
+              <w:rPr>
+                <w:highlight w:val="green"/>
               </w:rPr>
               <w:t xml:space="preserve">1 05:45 (F2) swimmer </w:t>
             </w:r>
@@ -11042,12 +11205,12 @@
             <w:pPr>
               <w:spacing w:after="160" w:line="259" w:lineRule="auto"/>
               <w:rPr>
-                <w:highlight w:val="yellow"/>
-              </w:rPr>
-            </w:pPr>
-            <w:r>
-              <w:rPr>
-                <w:highlight w:val="yellow"/>
+                <w:highlight w:val="green"/>
+              </w:rPr>
+            </w:pPr>
+            <w:r>
+              <w:rPr>
+                <w:highlight w:val="green"/>
               </w:rPr>
               <w:t xml:space="preserve">CRAB </w:t>
             </w:r>
@@ -11060,12 +11223,12 @@
               </w:numPr>
               <w:spacing w:after="160" w:line="259" w:lineRule="auto"/>
               <w:rPr>
-                <w:highlight w:val="yellow"/>
-              </w:rPr>
-            </w:pPr>
-            <w:r>
-              <w:rPr>
-                <w:highlight w:val="yellow"/>
+                <w:highlight w:val="green"/>
+              </w:rPr>
+            </w:pPr>
+            <w:r>
+              <w:rPr>
+                <w:highlight w:val="green"/>
               </w:rPr>
               <w:t>1 44:46 swimmer</w:t>
             </w:r>
@@ -11078,12 +11241,12 @@
               </w:numPr>
               <w:spacing w:after="160" w:line="259" w:lineRule="auto"/>
               <w:rPr>
-                <w:highlight w:val="yellow"/>
-              </w:rPr>
-            </w:pPr>
-            <w:r>
-              <w:rPr>
-                <w:highlight w:val="yellow"/>
+                <w:highlight w:val="green"/>
+              </w:rPr>
+            </w:pPr>
+            <w:r>
+              <w:rPr>
+                <w:highlight w:val="green"/>
               </w:rPr>
               <w:t xml:space="preserve">1 05:35 (F2) swimmer </w:t>
             </w:r>
@@ -11096,12 +11259,12 @@
               </w:numPr>
               <w:spacing w:after="160" w:line="259" w:lineRule="auto"/>
               <w:rPr>
-                <w:highlight w:val="yellow"/>
-              </w:rPr>
-            </w:pPr>
-            <w:r>
-              <w:rPr>
-                <w:highlight w:val="yellow"/>
+                <w:highlight w:val="green"/>
+              </w:rPr>
+            </w:pPr>
+            <w:r>
+              <w:rPr>
+                <w:highlight w:val="green"/>
               </w:rPr>
               <w:t>07:00 (F2) swimmer</w:t>
             </w:r>
@@ -11810,23 +11973,43 @@
             </w:r>
           </w:p>
           <w:p>
-            <w:r>
+            <w:pPr>
+              <w:rPr>
+                <w:highlight w:val="green"/>
+              </w:rPr>
+            </w:pPr>
+            <w:r>
+              <w:rPr>
+                <w:highlight w:val="green"/>
+              </w:rPr>
               <w:t xml:space="preserve">-7 (00:21:14) (F2); </w:t>
             </w:r>
             <w:proofErr w:type="gramStart"/>
             <w:r>
+              <w:rPr>
+                <w:highlight w:val="green"/>
+              </w:rPr>
               <w:t>Definitely 7</w:t>
             </w:r>
             <w:proofErr w:type="gramEnd"/>
             <w:r>
+              <w:rPr>
+                <w:highlight w:val="green"/>
+              </w:rPr>
               <w:t xml:space="preserve"> fish </w:t>
             </w:r>
             <w:proofErr w:type="gramStart"/>
             <w:r>
+              <w:rPr>
+                <w:highlight w:val="green"/>
+              </w:rPr>
               <w:t>present</w:t>
             </w:r>
             <w:proofErr w:type="gramEnd"/>
             <w:r>
+              <w:rPr>
+                <w:highlight w:val="green"/>
+              </w:rPr>
               <w:t xml:space="preserve"> but SUPER HARD TO SEE, especially once paused. Had to replay/rewatch a few times to be confident enough to note it down.</w:t>
             </w:r>
           </w:p>
@@ -11876,6 +12059,9 @@
           </w:p>
           <w:p>
             <w:r>
+              <w:rPr>
+                <w:highlight w:val="green"/>
+              </w:rPr>
               <w:t>-2 (00:08:09) (F1)</w:t>
             </w:r>
           </w:p>
@@ -11923,18 +12109,18 @@
             <w:pPr>
               <w:spacing w:after="160" w:line="259" w:lineRule="auto"/>
               <w:rPr>
-                <w:highlight w:val="yellow"/>
-              </w:rPr>
-            </w:pPr>
-            <w:r>
-              <w:rPr>
-                <w:highlight w:val="yellow"/>
+                <w:highlight w:val="green"/>
+              </w:rPr>
+            </w:pPr>
+            <w:r>
+              <w:rPr>
+                <w:highlight w:val="green"/>
               </w:rPr>
               <w:t xml:space="preserve">CRAB </w:t>
             </w:r>
             <w:r>
               <w:rPr>
-                <w:highlight w:val="yellow"/>
+                <w:highlight w:val="green"/>
               </w:rPr>
               <w:t>MAXN 1</w:t>
             </w:r>
@@ -11947,12 +12133,12 @@
               </w:numPr>
               <w:spacing w:after="160" w:line="259" w:lineRule="auto"/>
               <w:rPr>
-                <w:highlight w:val="yellow"/>
-              </w:rPr>
-            </w:pPr>
-            <w:r>
-              <w:rPr>
-                <w:highlight w:val="yellow"/>
+                <w:highlight w:val="green"/>
+              </w:rPr>
+            </w:pPr>
+            <w:r>
+              <w:rPr>
+                <w:highlight w:val="green"/>
               </w:rPr>
               <w:t xml:space="preserve">1 10:16 (F2) swimmer </w:t>
             </w:r>
@@ -11965,12 +12151,12 @@
               </w:numPr>
               <w:spacing w:after="160" w:line="259" w:lineRule="auto"/>
               <w:rPr>
-                <w:highlight w:val="yellow"/>
-              </w:rPr>
-            </w:pPr>
-            <w:r>
-              <w:rPr>
-                <w:highlight w:val="yellow"/>
+                <w:highlight w:val="green"/>
+              </w:rPr>
+            </w:pPr>
+            <w:r>
+              <w:rPr>
+                <w:highlight w:val="green"/>
               </w:rPr>
               <w:t xml:space="preserve">1 16:57 (F2) swimmer </w:t>
             </w:r>
@@ -11983,12 +12169,12 @@
               </w:numPr>
               <w:spacing w:after="160" w:line="259" w:lineRule="auto"/>
               <w:rPr>
-                <w:highlight w:val="yellow"/>
-              </w:rPr>
-            </w:pPr>
-            <w:r>
-              <w:rPr>
-                <w:highlight w:val="yellow"/>
+                <w:highlight w:val="green"/>
+              </w:rPr>
+            </w:pPr>
+            <w:r>
+              <w:rPr>
+                <w:highlight w:val="green"/>
               </w:rPr>
               <w:t xml:space="preserve">1 03:18 (F3) swimmer </w:t>
             </w:r>
@@ -12576,12 +12762,12 @@
             <w:pPr>
               <w:spacing w:after="160" w:line="259" w:lineRule="auto"/>
               <w:rPr>
-                <w:highlight w:val="yellow"/>
-              </w:rPr>
-            </w:pPr>
-            <w:r>
-              <w:rPr>
-                <w:highlight w:val="yellow"/>
+                <w:highlight w:val="green"/>
+              </w:rPr>
+            </w:pPr>
+            <w:r>
+              <w:rPr>
+                <w:highlight w:val="green"/>
               </w:rPr>
               <w:t>CRAB</w:t>
             </w:r>
@@ -12594,12 +12780,12 @@
               </w:numPr>
               <w:spacing w:after="160" w:line="259" w:lineRule="auto"/>
               <w:rPr>
-                <w:highlight w:val="yellow"/>
-              </w:rPr>
-            </w:pPr>
-            <w:r>
-              <w:rPr>
-                <w:highlight w:val="yellow"/>
+                <w:highlight w:val="green"/>
+              </w:rPr>
+            </w:pPr>
+            <w:r>
+              <w:rPr>
+                <w:highlight w:val="green"/>
               </w:rPr>
               <w:t xml:space="preserve">1 09:29 swimmer </w:t>
             </w:r>

--- a/URUVS/Datasheets/URUV/08.2024/August_VideoAnalysis_OliviaQAQC.docx
+++ b/URUVS/Datasheets/URUV/08.2024/August_VideoAnalysis_OliviaQAQC.docx
@@ -631,19 +631,11 @@
                 <w:highlight w:val="green"/>
               </w:rPr>
             </w:pPr>
-            <w:proofErr w:type="spellStart"/>
-            <w:r>
-              <w:rPr>
-                <w:highlight w:val="green"/>
-              </w:rPr>
-              <w:t>MaxN</w:t>
-            </w:r>
-            <w:proofErr w:type="spellEnd"/>
-            <w:r>
-              <w:rPr>
-                <w:highlight w:val="green"/>
-              </w:rPr>
-              <w:t xml:space="preserve">: </w:t>
+            <w:r>
+              <w:rPr>
+                <w:highlight w:val="green"/>
+              </w:rPr>
+              <w:t xml:space="preserve">MaxN: </w:t>
             </w:r>
           </w:p>
           <w:p>
@@ -709,21 +701,7 @@
               <w:rPr>
                 <w:highlight w:val="green"/>
               </w:rPr>
-              <w:t xml:space="preserve">FISH </w:t>
-            </w:r>
-            <w:proofErr w:type="gramStart"/>
-            <w:r>
-              <w:rPr>
-                <w:highlight w:val="green"/>
-              </w:rPr>
-              <w:t>L :</w:t>
-            </w:r>
-            <w:proofErr w:type="gramEnd"/>
-            <w:r>
-              <w:rPr>
-                <w:highlight w:val="green"/>
-              </w:rPr>
-              <w:t xml:space="preserve"> &lt;&lt;CHANGE TO FISH K</w:t>
+              <w:t>FISH L : &lt;&lt;CHANGE TO FISH K</w:t>
             </w:r>
           </w:p>
           <w:p>
@@ -1973,21 +1951,7 @@
               <w:rPr>
                 <w:highlight w:val="green"/>
               </w:rPr>
-              <w:t xml:space="preserve">KERONG </w:t>
-            </w:r>
-            <w:proofErr w:type="spellStart"/>
-            <w:r>
-              <w:rPr>
-                <w:highlight w:val="green"/>
-              </w:rPr>
-              <w:t>KERONG</w:t>
-            </w:r>
-            <w:proofErr w:type="spellEnd"/>
-            <w:r>
-              <w:rPr>
-                <w:highlight w:val="green"/>
-              </w:rPr>
-              <w:t xml:space="preserve">: </w:t>
+              <w:t xml:space="preserve">KERONG KERONG: </w:t>
             </w:r>
           </w:p>
           <w:p>
@@ -2103,21 +2067,7 @@
               <w:rPr>
                 <w:highlight w:val="green"/>
               </w:rPr>
-              <w:t>2 16:05 (F3</w:t>
-            </w:r>
-            <w:proofErr w:type="gramStart"/>
-            <w:r>
-              <w:rPr>
-                <w:highlight w:val="green"/>
-              </w:rPr>
-              <w:t>)  mud</w:t>
-            </w:r>
-            <w:proofErr w:type="gramEnd"/>
-            <w:r>
-              <w:rPr>
-                <w:highlight w:val="green"/>
-              </w:rPr>
-              <w:t xml:space="preserve"> </w:t>
+              <w:t xml:space="preserve">2 16:05 (F3)  mud </w:t>
             </w:r>
           </w:p>
           <w:p/>
@@ -2162,21 +2112,7 @@
               <w:rPr>
                 <w:highlight w:val="green"/>
               </w:rPr>
-              <w:t xml:space="preserve">Also </w:t>
-            </w:r>
-            <w:proofErr w:type="gramStart"/>
-            <w:r>
-              <w:rPr>
-                <w:highlight w:val="green"/>
-              </w:rPr>
-              <w:t>at</w:t>
-            </w:r>
-            <w:proofErr w:type="gramEnd"/>
-            <w:r>
-              <w:rPr>
-                <w:highlight w:val="green"/>
-              </w:rPr>
-              <w:t xml:space="preserve"> 19.49, 01.41 (f2), 16:01 (f2)</w:t>
+              <w:t>Also at 19.49, 01.41 (f2), 16:01 (f2)</w:t>
             </w:r>
           </w:p>
           <w:p>
@@ -2823,16 +2759,8 @@
               <w:rPr>
                 <w:highlight w:val="green"/>
               </w:rPr>
-              <w:t xml:space="preserve">KERONG </w:t>
-            </w:r>
-            <w:proofErr w:type="spellStart"/>
-            <w:r>
-              <w:rPr>
-                <w:highlight w:val="green"/>
-              </w:rPr>
-              <w:t>KERONG</w:t>
-            </w:r>
-            <w:proofErr w:type="spellEnd"/>
+              <w:t>KERONG KERONG</w:t>
+            </w:r>
           </w:p>
           <w:p>
             <w:pPr>
@@ -4932,19 +4860,11 @@
             </w:r>
           </w:p>
           <w:p>
-            <w:proofErr w:type="spellStart"/>
-            <w:r>
-              <w:rPr>
-                <w:highlight w:val="green"/>
-              </w:rPr>
-              <w:t>MaxN</w:t>
-            </w:r>
-            <w:proofErr w:type="spellEnd"/>
-            <w:r>
-              <w:rPr>
-                <w:highlight w:val="green"/>
-              </w:rPr>
-              <w:t>: 1 (F1)</w:t>
+            <w:r>
+              <w:rPr>
+                <w:highlight w:val="green"/>
+              </w:rPr>
+              <w:t>MaxN: 1 (F1)</w:t>
             </w:r>
           </w:p>
           <w:p/>
@@ -7428,35 +7348,7 @@
               <w:rPr>
                 <w:highlight w:val="green"/>
               </w:rPr>
-              <w:t xml:space="preserve">-12 (00:06:25) (F2) – one fish is hard to see. </w:t>
-            </w:r>
-            <w:proofErr w:type="gramStart"/>
-            <w:r>
-              <w:rPr>
-                <w:highlight w:val="green"/>
-              </w:rPr>
-              <w:t>Can</w:t>
-            </w:r>
-            <w:proofErr w:type="gramEnd"/>
-            <w:r>
-              <w:rPr>
-                <w:highlight w:val="green"/>
-              </w:rPr>
-              <w:t xml:space="preserve"> </w:t>
-            </w:r>
-            <w:proofErr w:type="gramStart"/>
-            <w:r>
-              <w:rPr>
-                <w:highlight w:val="green"/>
-              </w:rPr>
-              <w:t>be found</w:t>
-            </w:r>
-            <w:proofErr w:type="gramEnd"/>
-            <w:r>
-              <w:rPr>
-                <w:highlight w:val="green"/>
-              </w:rPr>
-              <w:t xml:space="preserve"> towards the left of the screen where the bright green vegetation is. Look right from the bottom of this vegetation at the time listed.</w:t>
+              <w:t>-12 (00:06:25) (F2) – one fish is hard to see. Can be found towards the left of the screen where the bright green vegetation is. Look right from the bottom of this vegetation at the time listed.</w:t>
             </w:r>
           </w:p>
           <w:p>
@@ -10441,16 +10333,8 @@
               <w:rPr>
                 <w:highlight w:val="green"/>
               </w:rPr>
-              <w:t xml:space="preserve">SCHOOL OF APPROX. 63 ENTIRE </w:t>
-            </w:r>
-            <w:proofErr w:type="gramStart"/>
-            <w:r>
-              <w:rPr>
-                <w:highlight w:val="green"/>
-              </w:rPr>
-              <w:t>FOOTAGE</w:t>
-            </w:r>
-            <w:proofErr w:type="gramEnd"/>
+              <w:t>SCHOOL OF APPROX. 63 ENTIRE FOOTAGE</w:t>
+            </w:r>
           </w:p>
           <w:p>
             <w:pPr>
@@ -11096,19 +10980,11 @@
                 <w:highlight w:val="green"/>
               </w:rPr>
             </w:pPr>
-            <w:proofErr w:type="gramStart"/>
-            <w:r>
-              <w:rPr>
-                <w:highlight w:val="green"/>
-              </w:rPr>
-              <w:t>AGAIN @</w:t>
-            </w:r>
-            <w:proofErr w:type="gramEnd"/>
-            <w:r>
-              <w:rPr>
-                <w:highlight w:val="green"/>
-              </w:rPr>
-              <w:t xml:space="preserve"> 36:58</w:t>
+            <w:r>
+              <w:rPr>
+                <w:highlight w:val="green"/>
+              </w:rPr>
+              <w:t>AGAIN @ 36:58</w:t>
             </w:r>
           </w:p>
           <w:p>
@@ -11122,19 +10998,11 @@
                 <w:highlight w:val="green"/>
               </w:rPr>
             </w:pPr>
-            <w:proofErr w:type="gramStart"/>
-            <w:r>
-              <w:rPr>
-                <w:highlight w:val="green"/>
-              </w:rPr>
-              <w:t>AGAIN @</w:t>
-            </w:r>
-            <w:proofErr w:type="gramEnd"/>
-            <w:r>
-              <w:rPr>
-                <w:highlight w:val="green"/>
-              </w:rPr>
-              <w:t xml:space="preserve"> 39:38 </w:t>
+            <w:r>
+              <w:rPr>
+                <w:highlight w:val="green"/>
+              </w:rPr>
+              <w:t xml:space="preserve">AGAIN @ 39:38 </w:t>
             </w:r>
           </w:p>
           <w:p>
@@ -11982,35 +11850,7 @@
               <w:rPr>
                 <w:highlight w:val="green"/>
               </w:rPr>
-              <w:t xml:space="preserve">-7 (00:21:14) (F2); </w:t>
-            </w:r>
-            <w:proofErr w:type="gramStart"/>
-            <w:r>
-              <w:rPr>
-                <w:highlight w:val="green"/>
-              </w:rPr>
-              <w:t>Definitely 7</w:t>
-            </w:r>
-            <w:proofErr w:type="gramEnd"/>
-            <w:r>
-              <w:rPr>
-                <w:highlight w:val="green"/>
-              </w:rPr>
-              <w:t xml:space="preserve"> fish </w:t>
-            </w:r>
-            <w:proofErr w:type="gramStart"/>
-            <w:r>
-              <w:rPr>
-                <w:highlight w:val="green"/>
-              </w:rPr>
-              <w:t>present</w:t>
-            </w:r>
-            <w:proofErr w:type="gramEnd"/>
-            <w:r>
-              <w:rPr>
-                <w:highlight w:val="green"/>
-              </w:rPr>
-              <w:t xml:space="preserve"> but SUPER HARD TO SEE, especially once paused. Had to replay/rewatch a few times to be confident enough to note it down.</w:t>
+              <w:t>-7 (00:21:14) (F2); Definitely 7 fish present but SUPER HARD TO SEE, especially once paused. Had to replay/rewatch a few times to be confident enough to note it down.</w:t>
             </w:r>
           </w:p>
           <w:p>
@@ -12190,7 +12030,13 @@
               <w:rPr>
                 <w:highlight w:val="green"/>
               </w:rPr>
-              <w:t>FISHO</w:t>
+              <w:t>FISH</w:t>
+            </w:r>
+            <w:r>
+              <w:rPr>
+                <w:highlight w:val="green"/>
+              </w:rPr>
+              <w:t>BT</w:t>
             </w:r>
           </w:p>
           <w:p>
@@ -12222,20 +12068,12 @@
                 <w:highlight w:val="green"/>
               </w:rPr>
             </w:pPr>
-            <w:proofErr w:type="gramStart"/>
             <w:r>
               <w:rPr>
                 <w:highlight w:val="green"/>
               </w:rPr>
               <w:lastRenderedPageBreak/>
-              <w:t>ALSO @</w:t>
-            </w:r>
-            <w:proofErr w:type="gramEnd"/>
-            <w:r>
-              <w:rPr>
-                <w:highlight w:val="green"/>
-              </w:rPr>
-              <w:t xml:space="preserve"> 04:31 (F3) - VID</w:t>
+              <w:t>ALSO @ 04:31 (F3) - VID</w:t>
             </w:r>
           </w:p>
           <w:p>
